--- a/大优教材定制/调整版本/秋09 第11讲电功与电功率 练习册 教师版.docx
+++ b/大优教材定制/调整版本/秋09 第11讲电功与电功率 练习册 教师版.docx
@@ -1617,28 +1617,37 @@
         <w:tblLook w:val="04A0" w:firstRow="1" w:lastRow="0" w:firstColumn="1" w:lastColumn="0" w:noHBand="0" w:noVBand="1"/>
       </w:tblPr>
       <w:tblGrid>
-        <w:gridCol w:w="1434"/>
-        <w:gridCol w:w="763"/>
-        <w:gridCol w:w="1037"/>
-        <w:gridCol w:w="1594"/>
-        <w:gridCol w:w="1594"/>
-        <w:gridCol w:w="1140"/>
+        <w:gridCol w:w="1342"/>
+        <w:gridCol w:w="714"/>
+        <w:gridCol w:w="970"/>
+        <w:gridCol w:w="1492"/>
+        <w:gridCol w:w="1492"/>
+        <w:gridCol w:w="1069"/>
       </w:tblGrid>
       <w:tr>
+        <w:trPr>
+          <w:trHeight w:val="296"/>
+        </w:trPr>
         <w:tc>
           <w:tcPr>
-            <w:tcW w:w="7562" w:type="dxa"/>
+            <w:tcW w:w="7079" w:type="dxa"/>
             <w:gridSpan w:val="6"/>
           </w:tcPr>
           <w:p>
             <w:pPr>
               <w:pStyle w:val="123"/>
-              <w:ind w:firstLineChars="1300" w:firstLine="2730"/>
+              <w:ind w:firstLineChars="1300" w:firstLine="2340"/>
+              <w:rPr>
+                <w:sz w:val="18"/>
+                <w:szCs w:val="18"/>
+              </w:rPr>
             </w:pPr>
             <w:proofErr w:type="spellStart"/>
             <w:r>
               <w:rPr>
                 <w:rFonts w:hint="eastAsia"/>
+                <w:sz w:val="18"/>
+                <w:szCs w:val="18"/>
               </w:rPr>
               <w:t>xxxx</w:t>
             </w:r>
@@ -1646,6 +1655,8 @@
             <w:r>
               <w:rPr>
                 <w:rFonts w:hint="eastAsia"/>
+                <w:sz w:val="18"/>
+                <w:szCs w:val="18"/>
               </w:rPr>
               <w:t>电冰箱</w:t>
             </w:r>
@@ -1653,18 +1664,27 @@
         </w:tc>
       </w:tr>
       <w:tr>
+        <w:trPr>
+          <w:trHeight w:val="296"/>
+        </w:trPr>
         <w:tc>
           <w:tcPr>
-            <w:tcW w:w="1434" w:type="dxa"/>
+            <w:tcW w:w="1342" w:type="dxa"/>
           </w:tcPr>
           <w:p>
             <w:pPr>
               <w:pStyle w:val="123"/>
               <w:ind w:leftChars="0" w:left="0"/>
+              <w:rPr>
+                <w:sz w:val="18"/>
+                <w:szCs w:val="18"/>
+              </w:rPr>
             </w:pPr>
             <w:r>
               <w:rPr>
                 <w:rFonts w:hint="eastAsia"/>
+                <w:sz w:val="18"/>
+                <w:szCs w:val="18"/>
               </w:rPr>
               <w:t>额定电压</w:t>
             </w:r>
@@ -1672,16 +1692,22 @@
         </w:tc>
         <w:tc>
           <w:tcPr>
-            <w:tcW w:w="763" w:type="dxa"/>
+            <w:tcW w:w="714" w:type="dxa"/>
           </w:tcPr>
           <w:p>
             <w:pPr>
               <w:pStyle w:val="123"/>
               <w:ind w:leftChars="0" w:left="0"/>
+              <w:rPr>
+                <w:sz w:val="18"/>
+                <w:szCs w:val="18"/>
+              </w:rPr>
             </w:pPr>
             <w:r>
               <w:rPr>
                 <w:rFonts w:hint="eastAsia"/>
+                <w:sz w:val="18"/>
+                <w:szCs w:val="18"/>
               </w:rPr>
               <w:t>220V</w:t>
             </w:r>
@@ -1689,16 +1715,22 @@
         </w:tc>
         <w:tc>
           <w:tcPr>
-            <w:tcW w:w="1037" w:type="dxa"/>
+            <w:tcW w:w="970" w:type="dxa"/>
           </w:tcPr>
           <w:p>
             <w:pPr>
               <w:pStyle w:val="123"/>
               <w:ind w:leftChars="0" w:left="0"/>
+              <w:rPr>
+                <w:sz w:val="18"/>
+                <w:szCs w:val="18"/>
+              </w:rPr>
             </w:pPr>
             <w:r>
               <w:rPr>
                 <w:rFonts w:hint="eastAsia"/>
+                <w:sz w:val="18"/>
+                <w:szCs w:val="18"/>
               </w:rPr>
               <w:t>工作频率</w:t>
             </w:r>
@@ -1706,16 +1738,22 @@
         </w:tc>
         <w:tc>
           <w:tcPr>
-            <w:tcW w:w="1594" w:type="dxa"/>
+            <w:tcW w:w="1492" w:type="dxa"/>
           </w:tcPr>
           <w:p>
             <w:pPr>
               <w:pStyle w:val="123"/>
-              <w:ind w:leftChars="0" w:left="0" w:firstLineChars="300" w:firstLine="630"/>
+              <w:ind w:leftChars="0" w:left="0" w:firstLineChars="300" w:firstLine="540"/>
+              <w:rPr>
+                <w:sz w:val="18"/>
+                <w:szCs w:val="18"/>
+              </w:rPr>
             </w:pPr>
             <w:r>
               <w:rPr>
                 <w:rFonts w:hint="eastAsia"/>
+                <w:sz w:val="18"/>
+                <w:szCs w:val="18"/>
               </w:rPr>
               <w:t>50Hz</w:t>
             </w:r>
@@ -1723,16 +1761,22 @@
         </w:tc>
         <w:tc>
           <w:tcPr>
-            <w:tcW w:w="1594" w:type="dxa"/>
+            <w:tcW w:w="1492" w:type="dxa"/>
           </w:tcPr>
           <w:p>
             <w:pPr>
               <w:pStyle w:val="123"/>
               <w:ind w:leftChars="0" w:left="0"/>
+              <w:rPr>
+                <w:sz w:val="18"/>
+                <w:szCs w:val="18"/>
+              </w:rPr>
             </w:pPr>
             <w:r>
               <w:rPr>
                 <w:rFonts w:hint="eastAsia"/>
+                <w:sz w:val="18"/>
+                <w:szCs w:val="18"/>
               </w:rPr>
               <w:t>重量</w:t>
             </w:r>
@@ -1740,16 +1784,22 @@
         </w:tc>
         <w:tc>
           <w:tcPr>
-            <w:tcW w:w="1140" w:type="dxa"/>
+            <w:tcW w:w="1067" w:type="dxa"/>
           </w:tcPr>
           <w:p>
             <w:pPr>
               <w:pStyle w:val="123"/>
               <w:ind w:leftChars="0" w:left="0"/>
+              <w:rPr>
+                <w:sz w:val="18"/>
+                <w:szCs w:val="18"/>
+              </w:rPr>
             </w:pPr>
             <w:r>
               <w:rPr>
                 <w:rFonts w:hint="eastAsia"/>
+                <w:sz w:val="18"/>
+                <w:szCs w:val="18"/>
               </w:rPr>
               <w:t>54kg</w:t>
             </w:r>
@@ -1758,20 +1808,26 @@
       </w:tr>
       <w:tr>
         <w:trPr>
-          <w:trHeight w:val="570"/>
+          <w:trHeight w:val="455"/>
         </w:trPr>
         <w:tc>
           <w:tcPr>
-            <w:tcW w:w="1434" w:type="dxa"/>
+            <w:tcW w:w="1342" w:type="dxa"/>
           </w:tcPr>
           <w:p>
             <w:pPr>
               <w:pStyle w:val="123"/>
               <w:ind w:leftChars="0" w:left="0"/>
+              <w:rPr>
+                <w:sz w:val="18"/>
+                <w:szCs w:val="18"/>
+              </w:rPr>
             </w:pPr>
             <w:r>
               <w:rPr>
                 <w:rFonts w:hint="eastAsia"/>
+                <w:sz w:val="18"/>
+                <w:szCs w:val="18"/>
               </w:rPr>
               <w:t>输入总功率</w:t>
             </w:r>
@@ -1779,16 +1835,22 @@
         </w:tc>
         <w:tc>
           <w:tcPr>
-            <w:tcW w:w="763" w:type="dxa"/>
+            <w:tcW w:w="714" w:type="dxa"/>
           </w:tcPr>
           <w:p>
             <w:pPr>
               <w:pStyle w:val="123"/>
               <w:ind w:leftChars="0" w:left="0"/>
+              <w:rPr>
+                <w:sz w:val="18"/>
+                <w:szCs w:val="18"/>
+              </w:rPr>
             </w:pPr>
             <w:r>
               <w:rPr>
                 <w:rFonts w:hint="eastAsia"/>
+                <w:sz w:val="18"/>
+                <w:szCs w:val="18"/>
               </w:rPr>
               <w:t>100W</w:t>
             </w:r>
@@ -1796,16 +1858,22 @@
         </w:tc>
         <w:tc>
           <w:tcPr>
-            <w:tcW w:w="1037" w:type="dxa"/>
+            <w:tcW w:w="970" w:type="dxa"/>
           </w:tcPr>
           <w:p>
             <w:pPr>
               <w:pStyle w:val="123"/>
               <w:ind w:leftChars="0" w:left="0"/>
+              <w:rPr>
+                <w:sz w:val="18"/>
+                <w:szCs w:val="18"/>
+              </w:rPr>
             </w:pPr>
             <w:r>
               <w:rPr>
                 <w:rFonts w:hint="eastAsia"/>
+                <w:sz w:val="18"/>
+                <w:szCs w:val="18"/>
               </w:rPr>
               <w:t>耗电量</w:t>
             </w:r>
@@ -1813,28 +1881,38 @@
         </w:tc>
         <w:tc>
           <w:tcPr>
-            <w:tcW w:w="1594" w:type="dxa"/>
+            <w:tcW w:w="1492" w:type="dxa"/>
           </w:tcPr>
           <w:p>
             <w:pPr>
               <w:pStyle w:val="123"/>
               <w:ind w:leftChars="0" w:left="0"/>
+              <w:rPr>
+                <w:sz w:val="18"/>
+                <w:szCs w:val="18"/>
+              </w:rPr>
             </w:pPr>
             <w:r>
               <w:rPr>
                 <w:rFonts w:hint="eastAsia"/>
+                <w:sz w:val="18"/>
+                <w:szCs w:val="18"/>
               </w:rPr>
               <w:t>0.62kW</w:t>
             </w:r>
             <w:r>
               <w:rPr>
                 <w:rFonts w:hint="eastAsia"/>
+                <w:sz w:val="18"/>
+                <w:szCs w:val="18"/>
               </w:rPr>
               <w:t>•</w:t>
             </w:r>
             <w:r>
               <w:rPr>
                 <w:rFonts w:hint="eastAsia"/>
+                <w:sz w:val="18"/>
+                <w:szCs w:val="18"/>
               </w:rPr>
               <w:t>h/24h</w:t>
             </w:r>
@@ -1842,16 +1920,22 @@
         </w:tc>
         <w:tc>
           <w:tcPr>
-            <w:tcW w:w="1594" w:type="dxa"/>
+            <w:tcW w:w="1492" w:type="dxa"/>
           </w:tcPr>
           <w:p>
             <w:pPr>
               <w:pStyle w:val="123"/>
               <w:ind w:leftChars="0" w:left="0"/>
+              <w:rPr>
+                <w:sz w:val="18"/>
+                <w:szCs w:val="18"/>
+              </w:rPr>
             </w:pPr>
             <w:r>
               <w:rPr>
                 <w:rFonts w:hint="eastAsia"/>
+                <w:sz w:val="18"/>
+                <w:szCs w:val="18"/>
               </w:rPr>
               <w:t>制冷剂</w:t>
             </w:r>
@@ -1859,16 +1943,22 @@
         </w:tc>
         <w:tc>
           <w:tcPr>
-            <w:tcW w:w="1140" w:type="dxa"/>
+            <w:tcW w:w="1067" w:type="dxa"/>
           </w:tcPr>
           <w:p>
             <w:pPr>
               <w:pStyle w:val="123"/>
               <w:ind w:leftChars="0" w:left="0"/>
+              <w:rPr>
+                <w:sz w:val="18"/>
+                <w:szCs w:val="18"/>
+              </w:rPr>
             </w:pPr>
             <w:r>
               <w:rPr>
                 <w:rFonts w:hint="eastAsia"/>
+                <w:sz w:val="18"/>
+                <w:szCs w:val="18"/>
               </w:rPr>
               <w:t>R600a52g</w:t>
             </w:r>
@@ -1877,20 +1967,26 @@
       </w:tr>
       <w:tr>
         <w:trPr>
-          <w:trHeight w:val="493"/>
+          <w:trHeight w:val="393"/>
         </w:trPr>
         <w:tc>
           <w:tcPr>
-            <w:tcW w:w="1434" w:type="dxa"/>
+            <w:tcW w:w="1342" w:type="dxa"/>
           </w:tcPr>
           <w:p>
             <w:pPr>
               <w:pStyle w:val="123"/>
               <w:ind w:leftChars="0" w:left="0"/>
+              <w:rPr>
+                <w:sz w:val="18"/>
+                <w:szCs w:val="18"/>
+              </w:rPr>
             </w:pPr>
             <w:r>
               <w:rPr>
                 <w:rFonts w:hint="eastAsia"/>
+                <w:sz w:val="18"/>
+                <w:szCs w:val="18"/>
               </w:rPr>
               <w:t>额定输入电流</w:t>
             </w:r>
@@ -1898,16 +1994,22 @@
         </w:tc>
         <w:tc>
           <w:tcPr>
-            <w:tcW w:w="763" w:type="dxa"/>
+            <w:tcW w:w="714" w:type="dxa"/>
           </w:tcPr>
           <w:p>
             <w:pPr>
               <w:pStyle w:val="123"/>
               <w:ind w:leftChars="0" w:left="0"/>
+              <w:rPr>
+                <w:sz w:val="18"/>
+                <w:szCs w:val="18"/>
+              </w:rPr>
             </w:pPr>
             <w:r>
               <w:rPr>
                 <w:rFonts w:hint="eastAsia"/>
+                <w:sz w:val="18"/>
+                <w:szCs w:val="18"/>
               </w:rPr>
               <w:t>0.45A</w:t>
             </w:r>
@@ -1915,16 +2017,22 @@
         </w:tc>
         <w:tc>
           <w:tcPr>
-            <w:tcW w:w="1037" w:type="dxa"/>
+            <w:tcW w:w="970" w:type="dxa"/>
           </w:tcPr>
           <w:p>
             <w:pPr>
               <w:pStyle w:val="123"/>
               <w:ind w:leftChars="0" w:left="0"/>
+              <w:rPr>
+                <w:sz w:val="18"/>
+                <w:szCs w:val="18"/>
+              </w:rPr>
             </w:pPr>
             <w:r>
               <w:rPr>
                 <w:rFonts w:hint="eastAsia"/>
+                <w:sz w:val="18"/>
+                <w:szCs w:val="18"/>
               </w:rPr>
               <w:t>冷冻能力</w:t>
             </w:r>
@@ -1932,16 +2040,22 @@
         </w:tc>
         <w:tc>
           <w:tcPr>
-            <w:tcW w:w="1594" w:type="dxa"/>
+            <w:tcW w:w="1492" w:type="dxa"/>
           </w:tcPr>
           <w:p>
             <w:pPr>
               <w:pStyle w:val="123"/>
               <w:ind w:leftChars="0" w:left="0"/>
+              <w:rPr>
+                <w:sz w:val="18"/>
+                <w:szCs w:val="18"/>
+              </w:rPr>
             </w:pPr>
             <w:r>
               <w:rPr>
                 <w:rFonts w:hint="eastAsia"/>
+                <w:sz w:val="18"/>
+                <w:szCs w:val="18"/>
               </w:rPr>
               <w:t>1kg/24h</w:t>
             </w:r>
@@ -1949,16 +2063,22 @@
         </w:tc>
         <w:tc>
           <w:tcPr>
-            <w:tcW w:w="1594" w:type="dxa"/>
+            <w:tcW w:w="1492" w:type="dxa"/>
           </w:tcPr>
           <w:p>
             <w:pPr>
               <w:pStyle w:val="123"/>
               <w:ind w:leftChars="0" w:left="0"/>
+              <w:rPr>
+                <w:sz w:val="18"/>
+                <w:szCs w:val="18"/>
+              </w:rPr>
             </w:pPr>
             <w:r>
               <w:rPr>
                 <w:rFonts w:hint="eastAsia"/>
+                <w:sz w:val="18"/>
+                <w:szCs w:val="18"/>
               </w:rPr>
               <w:t>总有效容积</w:t>
             </w:r>
@@ -1966,16 +2086,22 @@
         </w:tc>
         <w:tc>
           <w:tcPr>
-            <w:tcW w:w="1140" w:type="dxa"/>
+            <w:tcW w:w="1067" w:type="dxa"/>
           </w:tcPr>
           <w:p>
             <w:pPr>
               <w:pStyle w:val="123"/>
               <w:ind w:leftChars="0" w:left="0"/>
+              <w:rPr>
+                <w:sz w:val="18"/>
+                <w:szCs w:val="18"/>
+              </w:rPr>
             </w:pPr>
             <w:r>
               <w:rPr>
                 <w:rFonts w:hint="eastAsia"/>
+                <w:sz w:val="18"/>
+                <w:szCs w:val="18"/>
               </w:rPr>
               <w:t>217L</w:t>
             </w:r>
@@ -4512,12 +4638,6 @@
     </w:p>
     <w:p>
       <w:pPr>
-        <w:pStyle w:val="1230"/>
-        <w:ind w:left="588"/>
-      </w:pPr>
-    </w:p>
-    <w:p>
-      <w:pPr>
         <w:pStyle w:val="af0"/>
         <w:ind w:left="672" w:hanging="672"/>
       </w:pPr>
@@ -4782,9 +4902,9 @@
           <w:noProof/>
         </w:rPr>
         <w:drawing>
-          <wp:inline distT="0" distB="0" distL="0" distR="0" wp14:anchorId="632E1857" wp14:editId="7A68B285">
-            <wp:extent cx="1325880" cy="899795"/>
-            <wp:effectExtent l="0" t="0" r="1905" b="6985"/>
+          <wp:inline distT="0" distB="0" distL="0" distR="0" wp14:anchorId="632E1857" wp14:editId="433118BC">
+            <wp:extent cx="1155560" cy="784260"/>
+            <wp:effectExtent l="0" t="0" r="6985" b="0"/>
             <wp:docPr id="56" name="图片 56"/>
             <wp:cNvGraphicFramePr>
               <a:graphicFrameLocks xmlns:a="http://schemas.openxmlformats.org/drawingml/2006/main" noChangeAspect="1"/>
@@ -4814,7 +4934,7 @@
                   <pic:spPr>
                     <a:xfrm>
                       <a:off x="0" y="0"/>
-                      <a:ext cx="1326096" cy="900000"/>
+                      <a:ext cx="1159719" cy="787082"/>
                     </a:xfrm>
                     <a:prstGeom prst="rect">
                       <a:avLst/>
@@ -6356,10 +6476,9 @@
         <w:rPr>
           <w:noProof/>
         </w:rPr>
-        <w:lastRenderedPageBreak/>
         <w:drawing>
-          <wp:inline distT="0" distB="0" distL="0" distR="0" wp14:anchorId="6DFA0F92" wp14:editId="5322CA4E">
-            <wp:extent cx="1316355" cy="1115695"/>
+          <wp:inline distT="0" distB="0" distL="0" distR="0" wp14:anchorId="6DFA0F92" wp14:editId="424DF15B">
+            <wp:extent cx="1130439" cy="958187"/>
             <wp:effectExtent l="0" t="0" r="0" b="0"/>
             <wp:docPr id="1864" name="图片 1864" descr="E:\004-【6月份】本周工作任务收集\01-需启动的文件\02-初中物理\排版画图\初三物理画图\2020初三秋季物理A班画图 162P\第11讲 电功电功率 3P-何健敏-2.5元\2020.7.2-已画图-第11讲 电功电功率 3P-何健敏\第11讲 电功电功率 3P-03.png"/>
             <wp:cNvGraphicFramePr>
@@ -6390,7 +6509,7 @@
                   <pic:spPr>
                     <a:xfrm>
                       <a:off x="0" y="0"/>
-                      <a:ext cx="1316622" cy="1116000"/>
+                      <a:ext cx="1132893" cy="960267"/>
                     </a:xfrm>
                     <a:prstGeom prst="rect">
                       <a:avLst/>
@@ -6416,6 +6535,7 @@
         <w:rPr>
           <w:rFonts w:hint="eastAsia"/>
         </w:rPr>
+        <w:lastRenderedPageBreak/>
         <w:t>【答案】</w:t>
       </w:r>
       <w:r>
@@ -7363,7 +7483,7 @@
           <w:noProof/>
         </w:rPr>
         <w:drawing>
-          <wp:inline distT="0" distB="0" distL="0" distR="0" wp14:anchorId="7D132D30" wp14:editId="4E9C096F">
+          <wp:inline distT="0" distB="0" distL="0" distR="0" wp14:anchorId="7D132D30" wp14:editId="2446EE05">
             <wp:extent cx="1357630" cy="895985"/>
             <wp:effectExtent l="0" t="0" r="0" b="0"/>
             <wp:docPr id="97" name="图片 97"/>
@@ -7502,6 +7622,33 @@
         <w:rPr>
           <w:rFonts w:ascii="Times New Roman" w:eastAsia="新宋体" w:hAnsi="Times New Roman"/>
           <w:szCs w:val="21"/>
+        </w:rPr>
+      </w:pPr>
+    </w:p>
+    <w:p>
+      <w:pPr>
+        <w:pStyle w:val="af0"/>
+        <w:ind w:leftChars="400" w:left="840" w:firstLineChars="80" w:firstLine="168"/>
+        <w:rPr>
+          <w:rFonts w:eastAsia="新宋体"/>
+        </w:rPr>
+      </w:pPr>
+    </w:p>
+    <w:p>
+      <w:pPr>
+        <w:pStyle w:val="af0"/>
+        <w:ind w:leftChars="400" w:left="840" w:firstLineChars="80" w:firstLine="168"/>
+        <w:rPr>
+          <w:rFonts w:eastAsia="新宋体"/>
+        </w:rPr>
+      </w:pPr>
+    </w:p>
+    <w:p>
+      <w:pPr>
+        <w:pStyle w:val="af0"/>
+        <w:ind w:leftChars="400" w:left="840" w:firstLineChars="80" w:firstLine="168"/>
+        <w:rPr>
+          <w:rFonts w:eastAsia="新宋体"/>
         </w:rPr>
       </w:pPr>
     </w:p>
@@ -9301,12 +9448,6 @@
         </w:rPr>
         <w:t>。</w:t>
       </w:r>
-    </w:p>
-    <w:p>
-      <w:pPr>
-        <w:pStyle w:val="1230"/>
-        <w:ind w:left="588"/>
-      </w:pPr>
     </w:p>
     <w:p>
       <w:pPr>
@@ -10983,6 +11124,10 @@
 </file>
 
 <file path=customXml/item1.xml><?xml version="1.0" encoding="utf-8"?>
+<b:Sources xmlns:b="http://schemas.openxmlformats.org/officeDocument/2006/bibliography" xmlns="http://schemas.openxmlformats.org/officeDocument/2006/bibliography" SelectedStyle="\APA.XSL" StyleName="APA"/>
+</file>
+
+<file path=customXml/item2.xml><?xml version="1.0" encoding="utf-8"?>
 <s:customData xmlns="http://www.wps.cn/officeDocument/2013/wpsCustomData" xmlns:s="http://www.wps.cn/officeDocument/2013/wpsCustomData">
   <customSectProps/>
   <customShpExts>
@@ -10991,22 +11136,18 @@
 </s:customData>
 </file>
 
-<file path=customXml/item2.xml><?xml version="1.0" encoding="utf-8"?>
-<b:Sources xmlns:b="http://schemas.openxmlformats.org/officeDocument/2006/bibliography" xmlns="http://schemas.openxmlformats.org/officeDocument/2006/bibliography" SelectedStyle="\APA.XSL" StyleName="APA"/>
+<file path=customXml/itemProps1.xml><?xml version="1.0" encoding="utf-8"?>
+<ds:datastoreItem xmlns:ds="http://schemas.openxmlformats.org/officeDocument/2006/customXml" ds:itemID="{0E798019-D9DA-4148-8768-905599865BAA}">
+  <ds:schemaRefs>
+    <ds:schemaRef ds:uri="http://schemas.openxmlformats.org/officeDocument/2006/bibliography"/>
+  </ds:schemaRefs>
+</ds:datastoreItem>
 </file>
 
-<file path=customXml/itemProps1.xml><?xml version="1.0" encoding="utf-8"?>
+<file path=customXml/itemProps2.xml><?xml version="1.0" encoding="utf-8"?>
 <ds:datastoreItem xmlns:ds="http://schemas.openxmlformats.org/officeDocument/2006/customXml" ds:itemID="{B1977F7D-205B-4081-913C-38D41E755F92}">
   <ds:schemaRefs>
     <ds:schemaRef ds:uri="http://www.wps.cn/officeDocument/2013/wpsCustomData"/>
   </ds:schemaRefs>
 </ds:datastoreItem>
-</file>
-
-<file path=customXml/itemProps2.xml><?xml version="1.0" encoding="utf-8"?>
-<ds:datastoreItem xmlns:ds="http://schemas.openxmlformats.org/officeDocument/2006/customXml" ds:itemID="{0E798019-D9DA-4148-8768-905599865BAA}">
-  <ds:schemaRefs>
-    <ds:schemaRef ds:uri="http://schemas.openxmlformats.org/officeDocument/2006/bibliography"/>
-  </ds:schemaRefs>
-</ds:datastoreItem>
 </file>